--- a/docs/capacitacion/guion youtube/anteriores-6-videos/video-3-ia-definiciones-y-palabras-clave/video-3-ia-definiciones-y-palabras-clave.docx
+++ b/docs/capacitacion/guion youtube/anteriores-6-videos/video-3-ia-definiciones-y-palabras-clave/video-3-ia-definiciones-y-palabras-clave.docx
@@ -34,7 +34,7 @@
           <w:b/>
           <w:color w:val="1F4E9A"/>
         </w:rPr>
-        <w:t>[Diapositiva · La inteligencia artificial a nuestro alrededor]</w:t>
+        <w:t>[Diapositiva 1 · La inteligencia artificial a nuestro alrededor]</w:t>
       </w:r>
     </w:p>
     <w:p>
@@ -85,7 +85,7 @@
           <w:b/>
           <w:color w:val="1F4E9A"/>
         </w:rPr>
-        <w:t>[Diapositiva · La inteligencia artificial con imágenes de células]</w:t>
+        <w:t>[Diapositiva 2 · La inteligencia artificial con imágenes de células]</w:t>
       </w:r>
     </w:p>
     <w:p>
@@ -146,7 +146,7 @@
           <w:b/>
           <w:color w:val="1F4E9A"/>
         </w:rPr>
-        <w:t>[Diapositiva · Algunas definiciones de inteligencia artificial]</w:t>
+        <w:t>[Diapositiva 3 · Algunas definiciones de inteligencia artificial]</w:t>
       </w:r>
     </w:p>
     <w:p>
@@ -202,7 +202,7 @@
           <w:b/>
           <w:color w:val="1F4E9A"/>
         </w:rPr>
-        <w:t>[Diapositiva · Palabras que vamos a escuchar]</w:t>
+        <w:t>[Diapositiva 4 · Palabras que vamos a escuchar]</w:t>
       </w:r>
     </w:p>
     <w:p>
@@ -233,7 +233,7 @@
           <w:b/>
           <w:color w:val="1F4E9A"/>
         </w:rPr>
-        <w:t>[Diapositiva · Red neuronal]</w:t>
+        <w:t>[Diapositiva 5 · Red neuronal]</w:t>
       </w:r>
     </w:p>
     <w:p>
@@ -284,7 +284,7 @@
           <w:b/>
           <w:color w:val="1F4E9A"/>
         </w:rPr>
-        <w:t>[Diapositiva · Google Colab]</w:t>
+        <w:t>[Diapositiva 6 · Google Colab]</w:t>
       </w:r>
     </w:p>
     <w:p>
@@ -330,7 +330,7 @@
           <w:b/>
           <w:color w:val="1F4E9A"/>
         </w:rPr>
-        <w:t>[Diapositiva · Python]</w:t>
+        <w:t>[Diapositiva 7 · Python]</w:t>
       </w:r>
     </w:p>
     <w:p>
@@ -376,7 +376,7 @@
           <w:b/>
           <w:color w:val="1F4E9A"/>
         </w:rPr>
-        <w:t>[Diapositiva · Flask]</w:t>
+        <w:t>[Diapositiva 8 · Flask]</w:t>
       </w:r>
     </w:p>
     <w:p>
@@ -427,7 +427,7 @@
           <w:b/>
           <w:color w:val="1F4E9A"/>
         </w:rPr>
-        <w:t>[Diapositiva · Modelo]</w:t>
+        <w:t>[Diapositiva 9 · Modelo]</w:t>
       </w:r>
     </w:p>
     <w:p>
@@ -478,7 +478,7 @@
           <w:b/>
           <w:color w:val="1F4E9A"/>
         </w:rPr>
-        <w:t>[Diapositiva · Servidor]</w:t>
+        <w:t>[Diapositiva 10 · Servidor]</w:t>
       </w:r>
     </w:p>
     <w:p>
@@ -529,7 +529,7 @@
           <w:b/>
           <w:color w:val="1F4E9A"/>
         </w:rPr>
-        <w:t>[Diapositiva · Cómo se ve un cuaderno de Colab]</w:t>
+        <w:t>[Diapositiva 11 · Cómo se ve un cuaderno de Colab]</w:t>
       </w:r>
     </w:p>
     <w:p>
